--- a/pathway-orientation/docs/syllabus-mapping.docx
+++ b/pathway-orientation/docs/syllabus-mapping.docx
@@ -423,7 +423,7 @@
                 <w:sz w:val="18"/>
                 <w:szCs w:val="18"/>
               </w:rPr>
-              <w:t xml:space="preserve">0.2</w:t>
+              <w:t xml:space="preserve">0.3</w:t>
             </w:r>
           </w:p>
         </w:tc>
@@ -545,7 +545,7 @@
           <w:sz w:val="21"/>
           <w:szCs w:val="21"/>
         </w:rPr>
-        <w:t xml:space="preserve">Version 0.2 replaces the placeholder competency-domain framework used in version 0.1 with the actual structure set out in the 2023 Zambia Education Curriculum Framework (Republic of Zambia, Ministry of Education, Curriculum Development Centre), supplied for this revision.</w:t>
+        <w:t xml:space="preserve">Version 0.2 replaced the placeholder competency-domain framework used in version 0.1 with the actual structure set out in the 2023 Zambia Education Curriculum Framework (Republic of Zambia, Ministry of Education, Curriculum Development Centre). Version 0.3 records that the Social-domain activity and the three data-accuracy fixes recommended in v0.2 have both been completed (Sections 6, 7 and 8).</w:t>
       </w:r>
     </w:p>
     <w:p>
@@ -1988,11 +1988,11 @@
                 <w:bCs/>
                 <w:i w:val="false"/>
                 <w:iCs w:val="false"/>
-                <w:color w:val="C1631F"/>
-                <w:sz w:val="18"/>
-                <w:szCs w:val="18"/>
-              </w:rPr>
-              <w:t xml:space="preserve">Weak — see Section 6</w:t>
+                <w:color w:val="3D6B45"/>
+                <w:sz w:val="18"/>
+                <w:szCs w:val="18"/>
+              </w:rPr>
+              <w:t xml:space="preserve">Strong (with facilitator's guide)</w:t>
             </w:r>
           </w:p>
         </w:tc>
@@ -5197,7 +5197,7 @@
           <w:sz w:val="21"/>
           <w:szCs w:val="21"/>
         </w:rPr>
-        <w:t xml:space="preserve">Personal, Vocational and Educational are well covered. Social is the clear gap: the workbook develops self-knowledge and pathway knowledge, but does not build interpersonal or teamwork skills as its own focus. The Coordination and Integration orientations touch working-with-others content, but that is a side effect of their subject matter, not a deliberate Social-domain activity.</w:t>
+        <w:t xml:space="preserve">Personal, Vocational and Educational are well covered. Social was the clear gap: the workbook develops self-knowledge and pathway knowledge, but did not build interpersonal or teamwork skills as its own focus — the Coordination and Integration orientations touch working-with-others content only as a side effect of their subject matter, not as a deliberate Social activity.</w:t>
       </w:r>
     </w:p>
     <w:p>
@@ -5216,7 +5216,7 @@
           <w:sz w:val="21"/>
           <w:szCs w:val="21"/>
         </w:rPr>
-        <w:t xml:space="preserve">Recommendation: add a short paired or small-group activity to Session 3 of the facilitator's guide — e.g. learners compare results in pairs and identify one way their working styles would complement each other on a shared task.</w:t>
+        <w:t xml:space="preserve">Resolved: docs/facilitators-guide.docx Section 8.3 now closes Session 3 with a small-group activity — learners share a Pathways to Explore item, then discuss what each person's orientation would contribute to a shared class project and which orientation, if any, is missing from the group.</w:t>
       </w:r>
     </w:p>
     <w:p>
@@ -5688,7 +5688,7 @@
           <w:sz w:val="21"/>
           <w:szCs w:val="21"/>
         </w:rPr>
-        <w:t xml:space="preserve">Confirm with CDC / a serving Guidance teacher whether a separate, more granular Guidance and Counselling syllabus exists beyond this Framework (Section 2.3).</w:t>
+        <w:t xml:space="preserve">Open: confirm with CDC / a serving Guidance teacher whether a separate, more granular Guidance and Counselling syllabus exists beyond this Framework (Section 2.3).</w:t>
       </w:r>
     </w:p>
     <w:p>
@@ -5707,7 +5707,7 @@
           <w:sz w:val="21"/>
           <w:szCs w:val="21"/>
         </w:rPr>
-        <w:t xml:space="preserve">Apply the three data-accuracy fixes in Section 7 to data/vocations.json.</w:t>
+        <w:t xml:space="preserve">Done: the three data-accuracy fixes in Section 7 have been applied to data/vocations.json.</w:t>
       </w:r>
     </w:p>
     <w:p>
@@ -5726,7 +5726,7 @@
           <w:sz w:val="21"/>
           <w:szCs w:val="21"/>
         </w:rPr>
-        <w:t xml:space="preserve">Add a Social-domain activity per Section 6.</w:t>
+        <w:t xml:space="preserve">Done: Social-domain activity added — see Section 6 and docs/facilitators-guide.docx Section 8.3.</w:t>
       </w:r>
     </w:p>
     <w:p>
@@ -5745,7 +5745,7 @@
           <w:sz w:val="21"/>
           <w:szCs w:val="21"/>
         </w:rPr>
-        <w:t xml:space="preserve">Facilitator's guide: complete — see docs/facilitators-guide.docx.</w:t>
+        <w:t xml:space="preserve">Done: facilitator's guide — see docs/facilitators-guide.docx.</w:t>
       </w:r>
     </w:p>
     <w:p>
@@ -5764,7 +5764,7 @@
           <w:sz w:val="21"/>
           <w:szCs w:val="21"/>
         </w:rPr>
-        <w:t xml:space="preserve">Pilot the workbook in a small number of schools and document learner and teacher feedback before formal submission.</w:t>
+        <w:t xml:space="preserve">Open: pilot the workbook in a small number of schools and document learner and teacher feedback before formal submission.</w:t>
       </w:r>
     </w:p>
     <w:p>
@@ -5783,7 +5783,7 @@
           <w:sz w:val="21"/>
           <w:szCs w:val="21"/>
         </w:rPr>
-        <w:t xml:space="preserve">Keep the workbook's framing consistent throughout as a self-reflection and discussion tool, not a validated psychometric or diagnostic test.</w:t>
+        <w:t xml:space="preserve">Ongoing: keep the workbook's framing consistent throughout as a self-reflection and discussion tool, not a validated psychometric or diagnostic test.</w:t>
       </w:r>
     </w:p>
     <w:p>
@@ -6282,7 +6282,7 @@
         <w:sz w:val="16"/>
         <w:szCs w:val="16"/>
       </w:rPr>
-      <w:t xml:space="preserve">Pathway Orientation — Syllabus Mapping (DRAFT v0.2)</w:t>
+      <w:t xml:space="preserve">Pathway Orientation — Syllabus Mapping (DRAFT v0.3)</w:t>
     </w:r>
   </w:p>
 </w:hdr>

--- a/pathway-orientation/docs/syllabus-mapping.docx
+++ b/pathway-orientation/docs/syllabus-mapping.docx
@@ -423,7 +423,7 @@
                 <w:sz w:val="18"/>
                 <w:szCs w:val="18"/>
               </w:rPr>
-              <w:t xml:space="preserve">0.3</w:t>
+              <w:t xml:space="preserve">0.4</w:t>
             </w:r>
           </w:p>
         </w:tc>
@@ -545,7 +545,7 @@
           <w:sz w:val="21"/>
           <w:szCs w:val="21"/>
         </w:rPr>
-        <w:t xml:space="preserve">Version 0.2 replaced the placeholder competency-domain framework used in version 0.1 with the actual structure set out in the 2023 Zambia Education Curriculum Framework (Republic of Zambia, Ministry of Education, Curriculum Development Centre). Version 0.3 records that the Social-domain activity and the three data-accuracy fixes recommended in v0.2 have both been completed (Sections 6, 7 and 8).</w:t>
+        <w:t xml:space="preserve">Version 0.2 replaced the placeholder competency-domain framework used in version 0.1 with the actual structure set out in the 2023 Zambia Education Curriculum Framework (Republic of Zambia, Ministry of Education, Curriculum Development Centre). Version 0.3 recorded that the Social-domain activity and the three data-accuracy fixes recommended in v0.2 had both been completed. Version 0.4 adds docs/pilot-plan.docx — a protocol and feedback toolkit for piloting the workbook in a real school, still outstanding (Section 8).</w:t>
       </w:r>
     </w:p>
     <w:p>
@@ -5764,7 +5764,7 @@
           <w:sz w:val="21"/>
           <w:szCs w:val="21"/>
         </w:rPr>
-        <w:t xml:space="preserve">Open: pilot the workbook in a small number of schools and document learner and teacher feedback before formal submission.</w:t>
+        <w:t xml:space="preserve">In progress: the pilot protocol, observation log, and student/facilitator feedback forms are ready — see docs/pilot-plan.docx. Running the pilot itself in a real school, and completing that document's Pilot Summary Report, is still outstanding.</w:t>
       </w:r>
     </w:p>
     <w:p>
@@ -6282,7 +6282,7 @@
         <w:sz w:val="16"/>
         <w:szCs w:val="16"/>
       </w:rPr>
-      <w:t xml:space="preserve">Pathway Orientation — Syllabus Mapping (DRAFT v0.3)</w:t>
+      <w:t xml:space="preserve">Pathway Orientation — Syllabus Mapping (DRAFT v0.4)</w:t>
     </w:r>
   </w:p>
 </w:hdr>

--- a/pathway-orientation/docs/syllabus-mapping.docx
+++ b/pathway-orientation/docs/syllabus-mapping.docx
@@ -234,7 +234,7 @@
                 <w:sz w:val="18"/>
                 <w:szCs w:val="18"/>
               </w:rPr>
-              <w:t xml:space="preserve">Curriculum Development Centre (CDC), Ministry of Education, Zambia — supporting documentation for reader approval submission</w:t>
+              <w:t xml:space="preserve">Internal use — the author's own planning and reference document while preparing the CDC submission package</w:t>
             </w:r>
           </w:p>
         </w:tc>
@@ -423,7 +423,7 @@
                 <w:sz w:val="18"/>
                 <w:szCs w:val="18"/>
               </w:rPr>
-              <w:t xml:space="preserve">0.4</w:t>
+              <w:t xml:space="preserve">0.5</w:t>
             </w:r>
           </w:p>
         </w:tc>
@@ -486,7 +486,7 @@
                 <w:sz w:val="18"/>
                 <w:szCs w:val="18"/>
               </w:rPr>
-              <w:t xml:space="preserve">14 September 2026</w:t>
+              <w:t xml:space="preserve">15 September 2026</w:t>
             </w:r>
           </w:p>
         </w:tc>
@@ -545,7 +545,7 @@
           <w:sz w:val="21"/>
           <w:szCs w:val="21"/>
         </w:rPr>
-        <w:t xml:space="preserve">Version 0.2 replaced the placeholder competency-domain framework used in version 0.1 with the actual structure set out in the 2023 Zambia Education Curriculum Framework (Republic of Zambia, Ministry of Education, Curriculum Development Centre). Version 0.3 recorded that the Social-domain activity and the three data-accuracy fixes recommended in v0.2 had both been completed. Version 0.4 adds docs/pilot-plan.docx — a protocol and feedback toolkit for piloting the workbook in a real school, still outstanding (Section 8).</w:t>
+        <w:t xml:space="preserve">Version 0.2 replaced the placeholder competency-domain framework used in version 0.1 with the actual structure set out in the 2023 Zambia Education Curriculum Framework (Republic of Zambia, Ministry of Education, Curriculum Development Centre). Version 0.3 recorded that the Social-domain activity and the three data-accuracy fixes recommended in v0.2 had both been completed. Version 0.4 added docs/pilot-plan.docx — a protocol and feedback toolkit for piloting the workbook in a real school, still outstanding (Section 8). Version 0.5 corrects this document's own audience: it is the author's internal planning and reference document, not a document addressed to CDC — the CDC submission package is what this document exists to help prepare, not this document itself.</w:t>
       </w:r>
     </w:p>
     <w:p>
@@ -6282,7 +6282,7 @@
         <w:sz w:val="16"/>
         <w:szCs w:val="16"/>
       </w:rPr>
-      <w:t xml:space="preserve">Pathway Orientation — Syllabus Mapping (DRAFT v0.4)</w:t>
+      <w:t xml:space="preserve">Pathway Orientation — Syllabus Mapping (DRAFT v0.5)</w:t>
     </w:r>
   </w:p>
 </w:hdr>

--- a/pathway-orientation/docs/syllabus-mapping.docx
+++ b/pathway-orientation/docs/syllabus-mapping.docx
@@ -360,7 +360,7 @@
                 <w:sz w:val="18"/>
                 <w:szCs w:val="18"/>
               </w:rPr>
-              <w:t xml:space="preserve">DRAFT — grounded in the official Framework (see Section 2); one verification item remains (Section 2.3)</w:t>
+              <w:t xml:space="preserve">DRAFT — grounded in the official Framework (see Section 2); one verification item remains (Section 2.4)</w:t>
             </w:r>
           </w:p>
         </w:tc>
@@ -423,7 +423,7 @@
                 <w:sz w:val="18"/>
                 <w:szCs w:val="18"/>
               </w:rPr>
-              <w:t xml:space="preserve">0.5</w:t>
+              <w:t xml:space="preserve">0.6</w:t>
             </w:r>
           </w:p>
         </w:tc>
@@ -545,7 +545,7 @@
           <w:sz w:val="21"/>
           <w:szCs w:val="21"/>
         </w:rPr>
-        <w:t xml:space="preserve">Version 0.2 replaced the placeholder competency-domain framework used in version 0.1 with the actual structure set out in the 2023 Zambia Education Curriculum Framework (Republic of Zambia, Ministry of Education, Curriculum Development Centre). Version 0.3 recorded that the Social-domain activity and the three data-accuracy fixes recommended in v0.2 had both been completed. Version 0.4 added docs/pilot-plan.docx — a protocol and feedback toolkit for piloting the workbook in a real school, still outstanding (Section 8). Version 0.5 corrects this document's own audience: it is the author's internal planning and reference document, not a document addressed to CDC — the CDC submission package is what this document exists to help prepare, not this document itself.</w:t>
+        <w:t xml:space="preserve">Version 0.2 replaced the placeholder competency-domain framework used in version 0.1 with the actual structure set out in the 2023 Zambia Education Curriculum Framework (Republic of Zambia, Ministry of Education, Curriculum Development Centre). Version 0.3 recorded that the Social-domain activity and the three data-accuracy fixes recommended in v0.2 had both been completed. Version 0.4 added docs/pilot-plan.docx — a protocol and feedback toolkit for piloting the workbook in a real school, still outstanding (Section 8). Version 0.5 corrected this document's own audience: it is the author's internal planning and reference document, not a document addressed to CDC. Version 0.6 fixes a mislabelled cross-reference: the one open verification item was being cited as “Section 2.3”, which is actually solid, page-cited content about the Advanced Level pathways and needs no clarification. The verification item is the callout box that follows it, which had no heading of its own — it is now Section 2.4.</w:t>
       </w:r>
     </w:p>
     <w:p>
@@ -1580,6 +1580,23 @@
           <w:szCs w:val="21"/>
         </w:rPr>
         <w:t xml:space="preserve">This is the strongest single justification for the workbook's purpose found in the Framework: guidance ahead of a pathway decision is explicitly mandated, twice, in the Framework's own words.</w:t>
+      </w:r>
+    </w:p>
+    <w:p>
+      <w:pPr>
+        <w:pStyle w:val="Heading2"/>
+        <w:spacing w:after="100" w:before="220"/>
+      </w:pPr>
+      <w:r>
+        <w:rPr>
+          <w:rFonts w:ascii="Calibri" w:cs="Calibri" w:eastAsia="Calibri" w:hAnsi="Calibri"/>
+          <w:b/>
+          <w:bCs/>
+          <w:color w:val="7C481E"/>
+          <w:sz w:val="24"/>
+          <w:szCs w:val="24"/>
+        </w:rPr>
+        <w:t xml:space="preserve">2.4 What This Document Cannot Confirm on Its Own</w:t>
       </w:r>
     </w:p>
     <w:tbl>
@@ -5688,7 +5705,7 @@
           <w:sz w:val="21"/>
           <w:szCs w:val="21"/>
         </w:rPr>
-        <w:t xml:space="preserve">Open: confirm with CDC / a serving Guidance teacher whether a separate, more granular Guidance and Counselling syllabus exists beyond this Framework (Section 2.3).</w:t>
+        <w:t xml:space="preserve">Open: confirm with CDC / a serving Guidance teacher whether a separate, more granular Guidance and Counselling syllabus exists beyond this Framework (Section 2.4).</w:t>
       </w:r>
     </w:p>
     <w:p>
@@ -5821,7 +5838,7 @@
           <w:sz w:val="21"/>
           <w:szCs w:val="21"/>
         </w:rPr>
-        <w:t xml:space="preserve">To be completed once Section 2.3's verification item has been resolved.</w:t>
+        <w:t xml:space="preserve">To be completed once Section 2.4's verification item has been resolved.</w:t>
       </w:r>
     </w:p>
     <w:tbl>
@@ -6282,7 +6299,7 @@
         <w:sz w:val="16"/>
         <w:szCs w:val="16"/>
       </w:rPr>
-      <w:t xml:space="preserve">Pathway Orientation — Syllabus Mapping (DRAFT v0.5)</w:t>
+      <w:t xml:space="preserve">Pathway Orientation — Syllabus Mapping (DRAFT v0.6)</w:t>
     </w:r>
   </w:p>
 </w:hdr>

--- a/pathway-orientation/docs/syllabus-mapping.docx
+++ b/pathway-orientation/docs/syllabus-mapping.docx
@@ -31,7 +31,7 @@
           <w:sz w:val="22"/>
           <w:szCs w:val="22"/>
         </w:rPr>
-        <w:t xml:space="preserve">Pathway Orientation — alignment with the 2023 Zambia Education Curriculum Framework</w:t>
+        <w:t xml:space="preserve">Pathway Orientation: alignment with the 2023 Zambia Education Curriculum Framework</w:t>
       </w:r>
     </w:p>
     <w:tbl>
@@ -108,7 +108,7 @@
                 <w:sz w:val="18"/>
                 <w:szCs w:val="18"/>
               </w:rPr>
-              <w:t xml:space="preserve">Syllabus Mapping Document — Pathway Orientation</w:t>
+              <w:t xml:space="preserve">Syllabus Mapping Document: Pathway Orientation</w:t>
             </w:r>
           </w:p>
         </w:tc>
@@ -234,7 +234,7 @@
                 <w:sz w:val="18"/>
                 <w:szCs w:val="18"/>
               </w:rPr>
-              <w:t xml:space="preserve">Internal use — the author's own planning and reference document while preparing the CDC submission package</w:t>
+              <w:t xml:space="preserve">Internal use: the author's own planning and reference document while preparing the CDC submission package</w:t>
             </w:r>
           </w:p>
         </w:tc>
@@ -360,7 +360,7 @@
                 <w:sz w:val="18"/>
                 <w:szCs w:val="18"/>
               </w:rPr>
-              <w:t xml:space="preserve">DRAFT — grounded in the official Framework (see Section 2); one verification item remains (Section 2.4)</w:t>
+              <w:t xml:space="preserve">DRAFT: grounded in the official Framework (see Section 2); one verification item remains (Section 2.4)</w:t>
             </w:r>
           </w:p>
         </w:tc>
@@ -486,7 +486,7 @@
                 <w:sz w:val="18"/>
                 <w:szCs w:val="18"/>
               </w:rPr>
-              <w:t xml:space="preserve">15 September 2026</w:t>
+              <w:t xml:space="preserve">16 September 2026</w:t>
             </w:r>
           </w:p>
         </w:tc>
@@ -545,7 +545,7 @@
           <w:sz w:val="21"/>
           <w:szCs w:val="21"/>
         </w:rPr>
-        <w:t xml:space="preserve">Version 0.2 replaced the placeholder competency-domain framework used in version 0.1 with the actual structure set out in the 2023 Zambia Education Curriculum Framework (Republic of Zambia, Ministry of Education, Curriculum Development Centre). Version 0.3 recorded that the Social-domain activity and the three data-accuracy fixes recommended in v0.2 had both been completed. Version 0.4 added docs/pilot-plan.docx — a protocol and feedback toolkit for piloting the workbook in a real school, still outstanding (Section 8). Version 0.5 corrected this document's own audience: it is the author's internal planning and reference document, not a document addressed to CDC. Version 0.6 fixes a mislabelled cross-reference: the one open verification item was being cited as “Section 2.3”, which is actually solid, page-cited content about the Advanced Level pathways and needs no clarification. The verification item is the callout box that follows it, which had no heading of its own — it is now Section 2.4.</w:t>
+        <w:t xml:space="preserve">Version 0.2 replaced the placeholder competency-domain framework used in version 0.1 with the actual structure set out in the 2023 Zambia Education Curriculum Framework (Republic of Zambia, Ministry of Education, Curriculum Development Centre). Version 0.3 recorded that the Social-domain activity and the three data-accuracy fixes recommended in v0.2 had both been completed. Version 0.4 added docs/pilot-plan.docx, a protocol and feedback toolkit for piloting the workbook in a real school, still outstanding (Section 8). Version 0.5 corrected this document's own audience: it is the author's internal planning and reference document, not a document addressed to CDC. Version 0.6 fixes a mislabelled cross-reference: the one open verification item was being cited as “Section 2.3”, which is actually solid, page-cited content about the Advanced Level pathways and needs no clarification. The verification item is the callout box that follows it, which had no heading of its own; it is now Section 2.4.</w:t>
       </w:r>
     </w:p>
     <w:p>
@@ -654,7 +654,7 @@
                 <w:sz w:val="17"/>
                 <w:szCs w:val="17"/>
               </w:rPr>
-              <w:t xml:space="preserve">— Section 5.10, p.42</w:t>
+              <w:t xml:space="preserve">Source: Section 5.10, p.42</w:t>
             </w:r>
           </w:p>
         </w:tc>
@@ -675,7 +675,7 @@
           <w:sz w:val="21"/>
           <w:szCs w:val="21"/>
         </w:rPr>
-        <w:t xml:space="preserve">No dedicated weekly timetable period for Guidance and Counselling was found for Form 1–4 learners in this Framework (unlike core examinable subjects, or Guidance and Counselling as a teacher-training foundation course). This is consistent with its status as a cross-cutting theme rather than an examined subject. In practice this means the workbook is best delivered during Civic Education periods, co-curricular time, or a dedicated Guidance department session arranged outside the formal timetable — see the facilitator's guide, Section 4.</w:t>
+        <w:t xml:space="preserve">No dedicated weekly timetable period for Guidance and Counselling was found for Form 1–4 learners in this Framework (unlike core examinable subjects, or Guidance and Counselling as a teacher-training foundation course). This is consistent with its status as a cross-cutting theme rather than an examined subject. In practice this means the workbook is best delivered during Civic Education periods, co-curricular time, or a dedicated Guidance department session arranged outside the formal timetable; see the facilitator's guide, Section 4.</w:t>
       </w:r>
     </w:p>
     <w:p>
@@ -746,7 +746,7 @@
                 <w:sz w:val="17"/>
                 <w:szCs w:val="17"/>
               </w:rPr>
-              <w:t xml:space="preserve">— Section 4.3, p.21</w:t>
+              <w:t xml:space="preserve">Source: Section 4.3, p.21</w:t>
             </w:r>
           </w:p>
         </w:tc>
@@ -767,7 +767,7 @@
           <w:sz w:val="21"/>
           <w:szCs w:val="21"/>
         </w:rPr>
-        <w:t xml:space="preserve">Form 3 and Form 4 — this workbook's audience — sit inside Ordinary Level, in the second half of a pathway learners were placed into at the start of Form 1. There are eight Ordinary Level Pathways:</w:t>
+        <w:t xml:space="preserve">Form 3 and Form 4, this workbook's audience, sit inside Ordinary Level, in the second half of a pathway learners were placed into at the start of Form 1. There are eight Ordinary Level Pathways:</w:t>
       </w:r>
     </w:p>
     <w:tbl>
@@ -1409,7 +1409,7 @@
                 <w:sz w:val="17"/>
                 <w:szCs w:val="17"/>
               </w:rPr>
-              <w:t xml:space="preserve">— Section 4.3.1, p.21</w:t>
+              <w:t xml:space="preserve">Source: Section 4.3.1, p.21</w:t>
             </w:r>
           </w:p>
         </w:tc>
@@ -1429,7 +1429,7 @@
           <w:sz w:val="24"/>
           <w:szCs w:val="24"/>
         </w:rPr>
-        <w:t xml:space="preserve">2.3 The Advanced Level Pathways — the decision Form 3/4 learners are actually approaching</w:t>
+        <w:t xml:space="preserve">2.3 The Advanced Level Pathways: the decision Form 3/4 learners are actually approaching</w:t>
       </w:r>
     </w:p>
     <w:p>
@@ -1501,7 +1501,7 @@
                 <w:sz w:val="17"/>
                 <w:szCs w:val="17"/>
               </w:rPr>
-              <w:t xml:space="preserve">— Section 4.3.2.1, p.25</w:t>
+              <w:t xml:space="preserve">Source: Section 4.3.2.1, p.25</w:t>
             </w:r>
           </w:p>
         </w:tc>
@@ -1558,7 +1558,7 @@
                 <w:sz w:val="17"/>
                 <w:szCs w:val="17"/>
               </w:rPr>
-              <w:t xml:space="preserve">— Section 4.3.2.1, p.26</w:t>
+              <w:t xml:space="preserve">Source: Section 4.3.2.1, p.26</w:t>
             </w:r>
           </w:p>
         </w:tc>
@@ -1653,7 +1653,7 @@
                 <w:sz w:val="20"/>
                 <w:szCs w:val="20"/>
               </w:rPr>
-              <w:t xml:space="preserve">This Framework document establishes the PSVE structure and the pathway system with page-cited authority — the placeholder domains used in v0.1 of this document are now replaced with these.</w:t>
+              <w:t xml:space="preserve">This Framework document establishes the PSVE structure and the pathway system with page-cited authority; the placeholder domains used in v0.1 of this document are now replaced with these.</w:t>
             </w:r>
           </w:p>
           <w:p>
@@ -1667,7 +1667,7 @@
                 <w:sz w:val="20"/>
                 <w:szCs w:val="20"/>
               </w:rPr>
-              <w:t xml:space="preserve">What it does not contain is a separate, numbered, learning-objective-by-objective Guidance and Counselling syllabus (the kind subjects like English or Biology have as their own booklet) — consistent with Guidance and Counselling's status here as cross-cutting rather than examined.</w:t>
+              <w:t xml:space="preserve">What it does not contain is a separate, numbered, learning-objective-by-objective Guidance and Counselling syllabus (the kind subjects like English or Biology have as their own booklet), consistent with Guidance and Counselling's status here as cross-cutting rather than examined.</w:t>
             </w:r>
           </w:p>
           <w:p>
@@ -2428,7 +2428,7 @@
                 <w:sz w:val="18"/>
                 <w:szCs w:val="18"/>
               </w:rPr>
-              <w:t xml:space="preserve">Introduction — “How Your Result Works”</w:t>
+              <w:t xml:space="preserve">Introduction: “How Your Result Works”</w:t>
             </w:r>
           </w:p>
         </w:tc>
@@ -2797,7 +2797,7 @@
                 <w:sz w:val="18"/>
                 <w:szCs w:val="18"/>
               </w:rPr>
-              <w:t xml:space="preserve">—</w:t>
+              <w:t xml:space="preserve">N/A</w:t>
             </w:r>
           </w:p>
         </w:tc>
@@ -3106,7 +3106,7 @@
                 <w:sz w:val="18"/>
                 <w:szCs w:val="18"/>
               </w:rPr>
-              <w:t xml:space="preserve">—</w:t>
+              <w:t xml:space="preserve">N/A</w:t>
             </w:r>
           </w:p>
         </w:tc>
@@ -3710,7 +3710,7 @@
                 <w:sz w:val="18"/>
                 <w:szCs w:val="18"/>
               </w:rPr>
-              <w:t xml:space="preserve">Order Orientation — The Builder</w:t>
+              <w:t xml:space="preserve">Order Orientation: The Builder</w:t>
             </w:r>
           </w:p>
         </w:tc>
@@ -3833,7 +3833,7 @@
                 <w:sz w:val="18"/>
                 <w:szCs w:val="18"/>
               </w:rPr>
-              <w:t xml:space="preserve">Form Orientation — The Creator</w:t>
+              <w:t xml:space="preserve">Form Orientation: The Creator</w:t>
             </w:r>
           </w:p>
         </w:tc>
@@ -3958,7 +3958,7 @@
                 <w:sz w:val="18"/>
                 <w:szCs w:val="18"/>
               </w:rPr>
-              <w:t xml:space="preserve">Coordination Orientation — The Orchestrator</w:t>
+              <w:t xml:space="preserve">Coordination Orientation: The Orchestrator</w:t>
             </w:r>
           </w:p>
         </w:tc>
@@ -4081,7 +4081,7 @@
                 <w:sz w:val="18"/>
                 <w:szCs w:val="18"/>
               </w:rPr>
-              <w:t xml:space="preserve">Discovery Orientation — The Explorer</w:t>
+              <w:t xml:space="preserve">Discovery Orientation: The Explorer</w:t>
             </w:r>
           </w:p>
         </w:tc>
@@ -4206,7 +4206,7 @@
                 <w:sz w:val="18"/>
                 <w:szCs w:val="18"/>
               </w:rPr>
-              <w:t xml:space="preserve">Integration Orientation — The Guide</w:t>
+              <w:t xml:space="preserve">Integration Orientation: The Guide</w:t>
             </w:r>
           </w:p>
         </w:tc>
@@ -4329,7 +4329,7 @@
                 <w:sz w:val="18"/>
                 <w:szCs w:val="18"/>
               </w:rPr>
-              <w:t xml:space="preserve">Preservation Orientation — The Guardian</w:t>
+              <w:t xml:space="preserve">Preservation Orientation: The Guardian</w:t>
             </w:r>
           </w:p>
         </w:tc>
@@ -4454,7 +4454,7 @@
                 <w:sz w:val="18"/>
                 <w:szCs w:val="18"/>
               </w:rPr>
-              <w:t xml:space="preserve">Transformation Orientation — The Transmuter</w:t>
+              <w:t xml:space="preserve">Transformation Orientation: The Transmuter</w:t>
             </w:r>
           </w:p>
         </w:tc>
@@ -4677,7 +4677,7 @@
                 <w:sz w:val="18"/>
                 <w:szCs w:val="18"/>
               </w:rPr>
-              <w:t xml:space="preserve">Order Orientation — The Builder</w:t>
+              <w:t xml:space="preserve">Order Orientation: The Builder</w:t>
             </w:r>
           </w:p>
         </w:tc>
@@ -4740,7 +4740,7 @@
                 <w:sz w:val="18"/>
                 <w:szCs w:val="18"/>
               </w:rPr>
-              <w:t xml:space="preserve">Form Orientation — The Creator</w:t>
+              <w:t xml:space="preserve">Form Orientation: The Creator</w:t>
             </w:r>
           </w:p>
         </w:tc>
@@ -4803,7 +4803,7 @@
                 <w:sz w:val="18"/>
                 <w:szCs w:val="18"/>
               </w:rPr>
-              <w:t xml:space="preserve">Coordination Orientation — The Orchestrator</w:t>
+              <w:t xml:space="preserve">Coordination Orientation: The Orchestrator</w:t>
             </w:r>
           </w:p>
         </w:tc>
@@ -4866,7 +4866,7 @@
                 <w:sz w:val="18"/>
                 <w:szCs w:val="18"/>
               </w:rPr>
-              <w:t xml:space="preserve">Discovery Orientation — The Explorer</w:t>
+              <w:t xml:space="preserve">Discovery Orientation: The Explorer</w:t>
             </w:r>
           </w:p>
         </w:tc>
@@ -4929,7 +4929,7 @@
                 <w:sz w:val="18"/>
                 <w:szCs w:val="18"/>
               </w:rPr>
-              <w:t xml:space="preserve">Integration Orientation — The Guide</w:t>
+              <w:t xml:space="preserve">Integration Orientation: The Guide</w:t>
             </w:r>
           </w:p>
         </w:tc>
@@ -4992,7 +4992,7 @@
                 <w:sz w:val="18"/>
                 <w:szCs w:val="18"/>
               </w:rPr>
-              <w:t xml:space="preserve">Preservation Orientation — The Guardian</w:t>
+              <w:t xml:space="preserve">Preservation Orientation: The Guardian</w:t>
             </w:r>
           </w:p>
         </w:tc>
@@ -5055,7 +5055,7 @@
                 <w:sz w:val="18"/>
                 <w:szCs w:val="18"/>
               </w:rPr>
-              <w:t xml:space="preserve">Transformation Orientation — The Transmuter</w:t>
+              <w:t xml:space="preserve">Transformation Orientation: The Transmuter</w:t>
             </w:r>
           </w:p>
         </w:tc>
@@ -5145,7 +5145,7 @@
                 <w:sz w:val="20"/>
                 <w:szCs w:val="20"/>
               </w:rPr>
-              <w:t xml:space="preserve">Physical Education and Sport (O-Level) and Sports Science (A-Level) are not the primary destination for any of the seven orientations as currently written — Preservation is the closest secondary fit, via discipline and physical stewardship.</w:t>
+              <w:t xml:space="preserve">Physical Education and Sport (O-Level) and Sports Science (A-Level) are not the primary destination for any of the seven orientations as currently written; Preservation is the closest secondary fit, via discipline and physical stewardship.</w:t>
             </w:r>
           </w:p>
           <w:p>
@@ -5159,7 +5159,7 @@
                 <w:sz w:val="20"/>
                 <w:szCs w:val="20"/>
               </w:rPr>
-              <w:t xml:space="preserve">Home Economics and Hospitality (O-Level) similarly has no orientation for which it is primary — Form and Integration touch it only as a secondary/related pathway.</w:t>
+              <w:t xml:space="preserve">Home Economics and Hospitality (O-Level) similarly has no orientation for which it is primary; Form and Integration touch it only as a secondary/related pathway.</w:t>
             </w:r>
           </w:p>
           <w:p>
@@ -5173,7 +5173,7 @@
                 <w:sz w:val="20"/>
                 <w:szCs w:val="20"/>
               </w:rPr>
-              <w:t xml:space="preserve">If the workbook is meant to speak to the full range of official pathways, consider whether an eighth orientation, or explicit secondary content, is needed for learners drawn to sport or hospitality careers. This is not a defect that blocks submission — it is a scope limitation worth stating plainly rather than leaving a reviewer to find it.</w:t>
+              <w:t xml:space="preserve">If the workbook is meant to speak to the full range of official pathways, consider whether an eighth orientation, or explicit secondary content, is needed for learners drawn to sport or hospitality careers. This is not a defect that blocks submission; it is a scope limitation worth stating plainly rather than leaving a reviewer to find it.</w:t>
             </w:r>
           </w:p>
         </w:tc>
@@ -5214,7 +5214,7 @@
           <w:sz w:val="21"/>
           <w:szCs w:val="21"/>
         </w:rPr>
-        <w:t xml:space="preserve">Personal, Vocational and Educational are well covered. Social was the clear gap: the workbook develops self-knowledge and pathway knowledge, but did not build interpersonal or teamwork skills as its own focus — the Coordination and Integration orientations touch working-with-others content only as a side effect of their subject matter, not as a deliberate Social activity.</w:t>
+        <w:t xml:space="preserve">Personal, Vocational and Educational are well covered. Social was the clear gap: the workbook develops self-knowledge and pathway knowledge, but did not build interpersonal or teamwork skills as its own focus; the Coordination and Integration orientations touch working-with-others content only as a side effect of their subject matter, not as a deliberate Social activity.</w:t>
       </w:r>
     </w:p>
     <w:p>
@@ -5233,7 +5233,7 @@
           <w:sz w:val="21"/>
           <w:szCs w:val="21"/>
         </w:rPr>
-        <w:t xml:space="preserve">Resolved: docs/facilitators-guide.docx Section 8.3 now closes Session 3 with a small-group activity — learners share a Pathways to Explore item, then discuss what each person's orientation would contribute to a shared class project and which orientation, if any, is missing from the group.</w:t>
+        <w:t xml:space="preserve">Resolved: docs/facilitators-guide.docx Section 8.3 now closes Session 3 with a small-group activity: learners share a Pathways to Explore item, then discuss what each person's orientation would contribute to a shared class project and which orientation, if any, is missing from the group.</w:t>
       </w:r>
     </w:p>
     <w:p>
@@ -5743,7 +5743,7 @@
           <w:sz w:val="21"/>
           <w:szCs w:val="21"/>
         </w:rPr>
-        <w:t xml:space="preserve">Done: Social-domain activity added — see Section 6 and docs/facilitators-guide.docx Section 8.3.</w:t>
+        <w:t xml:space="preserve">Done: Social-domain activity added; see Section 6 and docs/facilitators-guide.docx Section 8.3.</w:t>
       </w:r>
     </w:p>
     <w:p>
@@ -5762,7 +5762,7 @@
           <w:sz w:val="21"/>
           <w:szCs w:val="21"/>
         </w:rPr>
-        <w:t xml:space="preserve">Done: facilitator's guide — see docs/facilitators-guide.docx.</w:t>
+        <w:t xml:space="preserve">Done: facilitator's guide; see docs/facilitators-guide.docx.</w:t>
       </w:r>
     </w:p>
     <w:p>
@@ -5781,7 +5781,7 @@
           <w:sz w:val="21"/>
           <w:szCs w:val="21"/>
         </w:rPr>
-        <w:t xml:space="preserve">In progress: the pilot protocol, observation log, and student/facilitator feedback forms are ready — see docs/pilot-plan.docx. Running the pilot itself in a real school, and completing that document's Pilot Summary Report, is still outstanding.</w:t>
+        <w:t xml:space="preserve">In progress: the pilot protocol, observation log, and student/facilitator feedback forms are ready; see docs/pilot-plan.docx. Running the pilot itself in a real school, and completing that document's Pilot Summary Report, is still outstanding.</w:t>
       </w:r>
     </w:p>
     <w:p>
@@ -6299,7 +6299,7 @@
         <w:sz w:val="16"/>
         <w:szCs w:val="16"/>
       </w:rPr>
-      <w:t xml:space="preserve">Pathway Orientation — Syllabus Mapping (DRAFT v0.6)</w:t>
+      <w:t xml:space="preserve">Pathway Orientation: Syllabus Mapping (DRAFT v0.6)</w:t>
     </w:r>
   </w:p>
 </w:hdr>
